--- a/图纲v6.docx
+++ b/图纲v6.docx
@@ -29,10 +29,10 @@
           <w:noProof/>
         </w:rPr>
         <w:drawing>
-          <wp:inline distT="0" distB="0" distL="0" distR="0" wp14:anchorId="3E30A64A" wp14:editId="223FA319">
+          <wp:inline distT="0" distB="0" distL="0" distR="0" wp14:anchorId="2AB9A73A" wp14:editId="0B582E45">
             <wp:extent cx="5274310" cy="3593465"/>
             <wp:effectExtent l="0" t="0" r="2540" b="6985"/>
-            <wp:docPr id="5" name="图片 5"/>
+            <wp:docPr id="3" name="图片 3"/>
             <wp:cNvGraphicFramePr>
               <a:graphicFrameLocks xmlns:a="http://schemas.openxmlformats.org/drawingml/2006/main" noChangeAspect="1"/>
             </wp:cNvGraphicFramePr>
@@ -40,7 +40,7 @@
               <a:graphicData uri="http://schemas.openxmlformats.org/drawingml/2006/picture">
                 <pic:pic xmlns:pic="http://schemas.openxmlformats.org/drawingml/2006/picture">
                   <pic:nvPicPr>
-                    <pic:cNvPr id="5" name="图片 5"/>
+                    <pic:cNvPr id="3" name="图片 3"/>
                     <pic:cNvPicPr/>
                   </pic:nvPicPr>
                   <pic:blipFill>
@@ -99,7 +99,25 @@
           <w:b/>
           <w:bCs/>
         </w:rPr>
-        <w:t>命中率高，增长也更快，是因为声水学会的细胞在光水迁移中重激活。</w:t>
+        <w:t>命中率高，增长也更快，是因为</w:t>
+      </w:r>
+      <w:proofErr w:type="gramStart"/>
+      <w:r>
+        <w:rPr>
+          <w:rFonts w:hint="eastAsia"/>
+          <w:b/>
+          <w:bCs/>
+        </w:rPr>
+        <w:t>声水学会</w:t>
+      </w:r>
+      <w:proofErr w:type="gramEnd"/>
+      <w:r>
+        <w:rPr>
+          <w:rFonts w:hint="eastAsia"/>
+          <w:b/>
+          <w:bCs/>
+        </w:rPr>
+        <w:t>的细胞在光水迁移中重激活。</w:t>
       </w:r>
       <w:r>
         <w:rPr>
@@ -207,7 +225,25 @@
           <w:b/>
           <w:bCs/>
         </w:rPr>
-        <w:t>逆向追踪和皮层微刺激确认舌相关运动亚区的示意。</w:t>
+        <w:t>逆向追踪和皮层</w:t>
+      </w:r>
+      <w:proofErr w:type="gramStart"/>
+      <w:r>
+        <w:rPr>
+          <w:rFonts w:hint="eastAsia"/>
+          <w:b/>
+          <w:bCs/>
+        </w:rPr>
+        <w:t>微刺激确认舌</w:t>
+      </w:r>
+      <w:proofErr w:type="gramEnd"/>
+      <w:r>
+        <w:rPr>
+          <w:rFonts w:hint="eastAsia"/>
+          <w:b/>
+          <w:bCs/>
+        </w:rPr>
+        <w:t>相关运动亚区的示意。</w:t>
       </w:r>
       <w:r>
         <w:rPr>
@@ -231,13 +267,77 @@
         </w:rPr>
         <w:t>（F）</w:t>
       </w:r>
-      <w:r>
-        <w:rPr>
-          <w:rFonts w:hint="eastAsia"/>
-          <w:b/>
-          <w:bCs/>
-        </w:rPr>
-        <w:t>初始只给声/光、声水学会、光水迁移细胞钙信号热图，只展示声水学会和光水迁移1s都活跃的细胞，判定标准是1s处z-score超过Cue前3s的均值+3倍SD。（G）从F图中取一个代表性细胞示例复用。（H）F中细胞的曲线统计。（I）显示所有声水活跃细胞中，光水也活跃的细胞占比。（J）比较命中/错失回合的细胞重激活率。（K）显示</w:t>
+      <w:proofErr w:type="gramStart"/>
+      <w:r>
+        <w:rPr>
+          <w:rFonts w:hint="eastAsia"/>
+          <w:b/>
+          <w:bCs/>
+        </w:rPr>
+        <w:t>初始只</w:t>
+      </w:r>
+      <w:proofErr w:type="gramEnd"/>
+      <w:r>
+        <w:rPr>
+          <w:rFonts w:hint="eastAsia"/>
+          <w:b/>
+          <w:bCs/>
+        </w:rPr>
+        <w:t>给声/光、</w:t>
+      </w:r>
+      <w:proofErr w:type="gramStart"/>
+      <w:r>
+        <w:rPr>
+          <w:rFonts w:hint="eastAsia"/>
+          <w:b/>
+          <w:bCs/>
+        </w:rPr>
+        <w:t>声水学会</w:t>
+      </w:r>
+      <w:proofErr w:type="gramEnd"/>
+      <w:r>
+        <w:rPr>
+          <w:rFonts w:hint="eastAsia"/>
+          <w:b/>
+          <w:bCs/>
+        </w:rPr>
+        <w:t>、光水迁移细胞钙信号热图，只</w:t>
+      </w:r>
+      <w:proofErr w:type="gramStart"/>
+      <w:r>
+        <w:rPr>
+          <w:rFonts w:hint="eastAsia"/>
+          <w:b/>
+          <w:bCs/>
+        </w:rPr>
+        <w:t>展示声水学会</w:t>
+      </w:r>
+      <w:proofErr w:type="gramEnd"/>
+      <w:r>
+        <w:rPr>
+          <w:rFonts w:hint="eastAsia"/>
+          <w:b/>
+          <w:bCs/>
+        </w:rPr>
+        <w:t>和光水迁移1s都活跃的细胞，判定标准是1s处z-score超过Cue前3s的均值+3倍SD。（G）从F图中取一个代表性细胞示例复用。（H）F中细胞的曲线统计。（I）显示所有声</w:t>
+      </w:r>
+      <w:proofErr w:type="gramStart"/>
+      <w:r>
+        <w:rPr>
+          <w:rFonts w:hint="eastAsia"/>
+          <w:b/>
+          <w:bCs/>
+        </w:rPr>
+        <w:t>水活跃</w:t>
+      </w:r>
+      <w:proofErr w:type="gramEnd"/>
+      <w:r>
+        <w:rPr>
+          <w:rFonts w:hint="eastAsia"/>
+          <w:b/>
+          <w:bCs/>
+        </w:rPr>
+        <w:t>细胞中，光水也活跃的细胞占比。（J）比较命中/错失回合的细胞重激活率。（K）显示</w:t>
       </w:r>
       <w:r>
         <w:rPr>
@@ -284,10 +384,10 @@
           <w:noProof/>
         </w:rPr>
         <w:drawing>
-          <wp:inline distT="0" distB="0" distL="0" distR="0" wp14:anchorId="78663E17" wp14:editId="214CE956">
+          <wp:inline distT="0" distB="0" distL="0" distR="0" wp14:anchorId="0E91E121" wp14:editId="70050330">
             <wp:extent cx="5274310" cy="5938520"/>
             <wp:effectExtent l="0" t="0" r="2540" b="5080"/>
-            <wp:docPr id="6" name="图片 6"/>
+            <wp:docPr id="4" name="图片 4"/>
             <wp:cNvGraphicFramePr>
               <a:graphicFrameLocks xmlns:a="http://schemas.openxmlformats.org/drawingml/2006/main" noChangeAspect="1"/>
             </wp:cNvGraphicFramePr>
@@ -295,7 +395,7 @@
               <a:graphicData uri="http://schemas.openxmlformats.org/drawingml/2006/picture">
                 <pic:pic xmlns:pic="http://schemas.openxmlformats.org/drawingml/2006/picture">
                   <pic:nvPicPr>
-                    <pic:cNvPr id="6" name="图片 6"/>
+                    <pic:cNvPr id="4" name="图片 4"/>
                     <pic:cNvPicPr/>
                   </pic:nvPicPr>
                   <pic:blipFill>
@@ -370,14 +470,80 @@
           <w:b/>
           <w:bCs/>
         </w:rPr>
-        <w:t>初始阶段，回合间活动不稳定。声水学会后，回合间活跃性稳定一致，并且保留到迁移阶段。</w:t>
-      </w:r>
-      <w:r>
-        <w:rPr>
-          <w:b/>
-          <w:bCs/>
-        </w:rPr>
-        <w:t xml:space="preserve">（B）三泳道热图：Learned AudioWater、Transfer LightWater Hit、Transfer LightWater Miss 的 0–1.5 s </w:t>
+        <w:t>初始阶段，回合间活动不稳定。</w:t>
+      </w:r>
+      <w:proofErr w:type="gramStart"/>
+      <w:r>
+        <w:rPr>
+          <w:rFonts w:hint="eastAsia"/>
+          <w:b/>
+          <w:bCs/>
+        </w:rPr>
+        <w:t>声水学会</w:t>
+      </w:r>
+      <w:proofErr w:type="gramEnd"/>
+      <w:r>
+        <w:rPr>
+          <w:rFonts w:hint="eastAsia"/>
+          <w:b/>
+          <w:bCs/>
+        </w:rPr>
+        <w:t>后，回合间活跃性稳定一致，并且保留到迁移阶段。</w:t>
+      </w:r>
+      <w:r>
+        <w:rPr>
+          <w:b/>
+          <w:bCs/>
+        </w:rPr>
+        <w:t xml:space="preserve">（B）三泳道热图：Learned </w:t>
+      </w:r>
+      <w:proofErr w:type="spellStart"/>
+      <w:r>
+        <w:rPr>
+          <w:b/>
+          <w:bCs/>
+        </w:rPr>
+        <w:t>AudioWater</w:t>
+      </w:r>
+      <w:proofErr w:type="spellEnd"/>
+      <w:r>
+        <w:rPr>
+          <w:b/>
+          <w:bCs/>
+        </w:rPr>
+        <w:t xml:space="preserve">、Transfer </w:t>
+      </w:r>
+      <w:proofErr w:type="spellStart"/>
+      <w:r>
+        <w:rPr>
+          <w:b/>
+          <w:bCs/>
+        </w:rPr>
+        <w:t>LightWater</w:t>
+      </w:r>
+      <w:proofErr w:type="spellEnd"/>
+      <w:r>
+        <w:rPr>
+          <w:b/>
+          <w:bCs/>
+        </w:rPr>
+        <w:t xml:space="preserve"> Hit、Transfer </w:t>
+      </w:r>
+      <w:proofErr w:type="spellStart"/>
+      <w:r>
+        <w:rPr>
+          <w:b/>
+          <w:bCs/>
+        </w:rPr>
+        <w:t>LightWater</w:t>
+      </w:r>
+      <w:proofErr w:type="spellEnd"/>
+      <w:r>
+        <w:rPr>
+          <w:b/>
+          <w:bCs/>
+        </w:rPr>
+        <w:t xml:space="preserve"> Miss 的 0–1.5 s </w:t>
       </w:r>
       <w:r>
         <w:rPr>
@@ -392,7 +558,23 @@
           <w:b/>
           <w:bCs/>
         </w:rPr>
-        <w:t>（同一细胞集合与顺序）；仅保留在任一泳道 1 s 活跃的细胞，按 Learned</w:t>
+        <w:t>（同一细胞集合与顺序）；仅保留在任</w:t>
+      </w:r>
+      <w:proofErr w:type="gramStart"/>
+      <w:r>
+        <w:rPr>
+          <w:b/>
+          <w:bCs/>
+        </w:rPr>
+        <w:t>一</w:t>
+      </w:r>
+      <w:proofErr w:type="gramEnd"/>
+      <w:r>
+        <w:rPr>
+          <w:b/>
+          <w:bCs/>
+        </w:rPr>
+        <w:t>泳道 1 s 活跃的细胞，按 Learned</w:t>
       </w:r>
       <w:r>
         <w:rPr>
@@ -460,7 +642,61 @@
           <w:b/>
           <w:bCs/>
         </w:rPr>
-        <w:t>散度比较。上半图显示声水学会后相比初始，1s处的散度下降。下半图将声水活跃/不活跃的细胞分为两群，比较它们在光水迁移会话中的散度，显示声水活跃的细胞在迁移光水时散度更低。</w:t>
+        <w:t>散度比较。上半图</w:t>
+      </w:r>
+      <w:proofErr w:type="gramStart"/>
+      <w:r>
+        <w:rPr>
+          <w:rFonts w:hint="eastAsia"/>
+          <w:b/>
+          <w:bCs/>
+        </w:rPr>
+        <w:t>显示声水学会</w:t>
+      </w:r>
+      <w:proofErr w:type="gramEnd"/>
+      <w:r>
+        <w:rPr>
+          <w:rFonts w:hint="eastAsia"/>
+          <w:b/>
+          <w:bCs/>
+        </w:rPr>
+        <w:t>后相比初始，1s处的散度下降。下</w:t>
+      </w:r>
+      <w:proofErr w:type="gramStart"/>
+      <w:r>
+        <w:rPr>
+          <w:rFonts w:hint="eastAsia"/>
+          <w:b/>
+          <w:bCs/>
+        </w:rPr>
+        <w:t>半图将声水活跃</w:t>
+      </w:r>
+      <w:proofErr w:type="gramEnd"/>
+      <w:r>
+        <w:rPr>
+          <w:rFonts w:hint="eastAsia"/>
+          <w:b/>
+          <w:bCs/>
+        </w:rPr>
+        <w:t>/不活跃的细胞分为两群，比较它们在光水迁移会话中的散度，</w:t>
+      </w:r>
+      <w:proofErr w:type="gramStart"/>
+      <w:r>
+        <w:rPr>
+          <w:rFonts w:hint="eastAsia"/>
+          <w:b/>
+          <w:bCs/>
+        </w:rPr>
+        <w:t>显示声水活跃</w:t>
+      </w:r>
+      <w:proofErr w:type="gramEnd"/>
+      <w:r>
+        <w:rPr>
+          <w:rFonts w:hint="eastAsia"/>
+          <w:b/>
+          <w:bCs/>
+        </w:rPr>
+        <w:t>的细胞在迁移光水时散度更低。</w:t>
       </w:r>
       <w:r>
         <w:rPr>
@@ -475,7 +711,25 @@
           <w:b/>
           <w:bCs/>
         </w:rPr>
-        <w:t>示意MOp分2/5层8</w:t>
+        <w:t>示意</w:t>
+      </w:r>
+      <w:proofErr w:type="spellStart"/>
+      <w:r>
+        <w:rPr>
+          <w:rFonts w:hint="eastAsia"/>
+          <w:b/>
+          <w:bCs/>
+        </w:rPr>
+        <w:t>MOp</w:t>
+      </w:r>
+      <w:proofErr w:type="spellEnd"/>
+      <w:r>
+        <w:rPr>
+          <w:rFonts w:hint="eastAsia"/>
+          <w:b/>
+          <w:bCs/>
+        </w:rPr>
+        <w:t>分2/5层8</w:t>
       </w:r>
       <w:r>
         <w:rPr>
@@ -507,7 +761,25 @@
           <w:b/>
           <w:bCs/>
         </w:rPr>
-        <w:t>）比较声水初始和学会后的散度：有下降但不显著。</w:t>
+        <w:t>）</w:t>
+      </w:r>
+      <w:proofErr w:type="gramStart"/>
+      <w:r>
+        <w:rPr>
+          <w:rFonts w:ascii="Segoe UI Symbol" w:hAnsi="Segoe UI Symbol" w:cs="Segoe UI Symbol" w:hint="eastAsia"/>
+          <w:b/>
+          <w:bCs/>
+        </w:rPr>
+        <w:t>比较声水初始</w:t>
+      </w:r>
+      <w:proofErr w:type="gramEnd"/>
+      <w:r>
+        <w:rPr>
+          <w:rFonts w:ascii="Segoe UI Symbol" w:hAnsi="Segoe UI Symbol" w:cs="Segoe UI Symbol" w:hint="eastAsia"/>
+          <w:b/>
+          <w:bCs/>
+        </w:rPr>
+        <w:t>和学会后的散度：有下降但不显著。</w:t>
       </w:r>
       <w:r>
         <w:rPr>
@@ -552,7 +824,25 @@
           <w:b/>
           <w:bCs/>
         </w:rPr>
-        <w:t>比较初始光水和迁移光水的散度：迁移的2/3层散度更低，5层差异不显著。</w:t>
+        <w:t>比较</w:t>
+      </w:r>
+      <w:proofErr w:type="gramStart"/>
+      <w:r>
+        <w:rPr>
+          <w:rFonts w:hint="eastAsia"/>
+          <w:b/>
+          <w:bCs/>
+        </w:rPr>
+        <w:t>初始光</w:t>
+      </w:r>
+      <w:proofErr w:type="gramEnd"/>
+      <w:r>
+        <w:rPr>
+          <w:rFonts w:hint="eastAsia"/>
+          <w:b/>
+          <w:bCs/>
+        </w:rPr>
+        <w:t>水和迁移光水的散度：迁移的2/3层散度更低，5层差异不显著。</w:t>
       </w:r>
       <w:r>
         <w:rPr>
@@ -584,21 +874,121 @@
         </w:rPr>
         <w:t>）</w:t>
       </w:r>
-      <w:r>
-        <w:rPr>
-          <w:rFonts w:hint="eastAsia"/>
-          <w:b/>
-          <w:bCs/>
-        </w:rPr>
-        <w:t>cFos抑制实验示意。实验组在声水学会后，注射TM，再进行标记训练，标记对声水任务活跃的细胞，在迁移阶段CNO抑制；对照组其它相同，但注射TM后不进行标记训练，使得声水任务活跃的细胞未被标记。</w:t>
-      </w:r>
-      <w:r>
-        <w:rPr>
-          <w:rFonts w:hint="eastAsia"/>
-          <w:b/>
-          <w:bCs/>
-        </w:rPr>
-        <w:t>（J）cFos抑制效果，红色展示受到标记抑制的细胞。</w:t>
+      <w:proofErr w:type="spellStart"/>
+      <w:r>
+        <w:rPr>
+          <w:rFonts w:hint="eastAsia"/>
+          <w:b/>
+          <w:bCs/>
+        </w:rPr>
+        <w:t>cFos</w:t>
+      </w:r>
+      <w:proofErr w:type="spellEnd"/>
+      <w:r>
+        <w:rPr>
+          <w:rFonts w:hint="eastAsia"/>
+          <w:b/>
+          <w:bCs/>
+        </w:rPr>
+        <w:t>抑制实验示意。实验组在</w:t>
+      </w:r>
+      <w:proofErr w:type="gramStart"/>
+      <w:r>
+        <w:rPr>
+          <w:rFonts w:hint="eastAsia"/>
+          <w:b/>
+          <w:bCs/>
+        </w:rPr>
+        <w:t>声水学会</w:t>
+      </w:r>
+      <w:proofErr w:type="gramEnd"/>
+      <w:r>
+        <w:rPr>
+          <w:rFonts w:hint="eastAsia"/>
+          <w:b/>
+          <w:bCs/>
+        </w:rPr>
+        <w:t>后，注射TM，再进行标记训练，标记对</w:t>
+      </w:r>
+      <w:proofErr w:type="gramStart"/>
+      <w:r>
+        <w:rPr>
+          <w:rFonts w:hint="eastAsia"/>
+          <w:b/>
+          <w:bCs/>
+        </w:rPr>
+        <w:t>声水任务</w:t>
+      </w:r>
+      <w:proofErr w:type="gramEnd"/>
+      <w:r>
+        <w:rPr>
+          <w:rFonts w:hint="eastAsia"/>
+          <w:b/>
+          <w:bCs/>
+        </w:rPr>
+        <w:t>活跃的细胞，在迁移阶段CNO抑制；对照</w:t>
+      </w:r>
+      <w:proofErr w:type="gramStart"/>
+      <w:r>
+        <w:rPr>
+          <w:rFonts w:hint="eastAsia"/>
+          <w:b/>
+          <w:bCs/>
+        </w:rPr>
+        <w:t>组其它</w:t>
+      </w:r>
+      <w:proofErr w:type="gramEnd"/>
+      <w:r>
+        <w:rPr>
+          <w:rFonts w:hint="eastAsia"/>
+          <w:b/>
+          <w:bCs/>
+        </w:rPr>
+        <w:t>相同，但注射TM后不进行标记训练，使得</w:t>
+      </w:r>
+      <w:proofErr w:type="gramStart"/>
+      <w:r>
+        <w:rPr>
+          <w:rFonts w:hint="eastAsia"/>
+          <w:b/>
+          <w:bCs/>
+        </w:rPr>
+        <w:t>声水任务</w:t>
+      </w:r>
+      <w:proofErr w:type="gramEnd"/>
+      <w:r>
+        <w:rPr>
+          <w:rFonts w:hint="eastAsia"/>
+          <w:b/>
+          <w:bCs/>
+        </w:rPr>
+        <w:t>活跃的细胞未被标记。</w:t>
+      </w:r>
+      <w:r>
+        <w:rPr>
+          <w:rFonts w:hint="eastAsia"/>
+          <w:b/>
+          <w:bCs/>
+        </w:rPr>
+        <w:t>（J）</w:t>
+      </w:r>
+      <w:proofErr w:type="spellStart"/>
+      <w:r>
+        <w:rPr>
+          <w:rFonts w:hint="eastAsia"/>
+          <w:b/>
+          <w:bCs/>
+        </w:rPr>
+        <w:t>cFos</w:t>
+      </w:r>
+      <w:proofErr w:type="spellEnd"/>
+      <w:r>
+        <w:rPr>
+          <w:rFonts w:hint="eastAsia"/>
+          <w:b/>
+          <w:bCs/>
+        </w:rPr>
+        <w:t>抑制效果，红色展示受到标记抑制的细胞。</w:t>
       </w:r>
       <w:r>
         <w:rPr>
@@ -622,7 +1012,25 @@
           <w:b/>
           <w:bCs/>
         </w:rPr>
-        <w:t>）cFos抑制实验和对照组</w:t>
+        <w:t>）</w:t>
+      </w:r>
+      <w:proofErr w:type="spellStart"/>
+      <w:r>
+        <w:rPr>
+          <w:rFonts w:hint="eastAsia"/>
+          <w:b/>
+          <w:bCs/>
+        </w:rPr>
+        <w:t>cFos</w:t>
+      </w:r>
+      <w:proofErr w:type="spellEnd"/>
+      <w:r>
+        <w:rPr>
+          <w:rFonts w:hint="eastAsia"/>
+          <w:b/>
+          <w:bCs/>
+        </w:rPr>
+        <w:t>抑制实验和对照组</w:t>
       </w:r>
       <w:r>
         <w:rPr>
@@ -654,7 +1062,43 @@
           <w:b/>
           <w:bCs/>
         </w:rPr>
-        <w:t>）示意声水学会后不马上迁移光水，而是放假7天的实验。（</w:t>
+        <w:t>）</w:t>
+      </w:r>
+      <w:proofErr w:type="gramStart"/>
+      <w:r>
+        <w:rPr>
+          <w:rFonts w:hint="eastAsia"/>
+          <w:b/>
+          <w:bCs/>
+        </w:rPr>
+        <w:t>示意声水学会</w:t>
+      </w:r>
+      <w:proofErr w:type="gramEnd"/>
+      <w:r>
+        <w:rPr>
+          <w:rFonts w:hint="eastAsia"/>
+          <w:b/>
+          <w:bCs/>
+        </w:rPr>
+        <w:t>后</w:t>
+      </w:r>
+      <w:proofErr w:type="gramStart"/>
+      <w:r>
+        <w:rPr>
+          <w:rFonts w:hint="eastAsia"/>
+          <w:b/>
+          <w:bCs/>
+        </w:rPr>
+        <w:t>不</w:t>
+      </w:r>
+      <w:proofErr w:type="gramEnd"/>
+      <w:r>
+        <w:rPr>
+          <w:rFonts w:hint="eastAsia"/>
+          <w:b/>
+          <w:bCs/>
+        </w:rPr>
+        <w:t>马上迁移光水，而是放假7天的实验。（</w:t>
       </w:r>
       <w:r>
         <w:rPr>
@@ -702,7 +1146,25 @@
           <w:b/>
           <w:bCs/>
         </w:rPr>
-        <w:t>）7天后迁移相比于立即迁移，细胞重激活率下降，回合间散度上升。（</w:t>
+        <w:t>）7天后迁移相比</w:t>
+      </w:r>
+      <w:proofErr w:type="gramStart"/>
+      <w:r>
+        <w:rPr>
+          <w:rFonts w:hint="eastAsia"/>
+          <w:b/>
+          <w:bCs/>
+        </w:rPr>
+        <w:t>于立即</w:t>
+      </w:r>
+      <w:proofErr w:type="gramEnd"/>
+      <w:r>
+        <w:rPr>
+          <w:rFonts w:hint="eastAsia"/>
+          <w:b/>
+          <w:bCs/>
+        </w:rPr>
+        <w:t>迁移，细胞重激活率下降，回合间散度上升。（</w:t>
       </w:r>
       <w:r>
         <w:rPr>
@@ -718,7 +1180,25 @@
           <w:b/>
           <w:bCs/>
         </w:rPr>
-        <w:t>）总结结论，声水学会后活跃的细胞可以被光信号重激活，降低回合间散度，提高命中率。</w:t>
+        <w:t>）总结结论，</w:t>
+      </w:r>
+      <w:proofErr w:type="gramStart"/>
+      <w:r>
+        <w:rPr>
+          <w:rFonts w:hint="eastAsia"/>
+          <w:b/>
+          <w:bCs/>
+        </w:rPr>
+        <w:t>声水学会后活跃</w:t>
+      </w:r>
+      <w:proofErr w:type="gramEnd"/>
+      <w:r>
+        <w:rPr>
+          <w:rFonts w:hint="eastAsia"/>
+          <w:b/>
+          <w:bCs/>
+        </w:rPr>
+        <w:t>的细胞可以被光信号重激活，降低回合间散度，提高命中率。</w:t>
       </w:r>
     </w:p>
     <w:p>
@@ -748,10 +1228,10 @@
           <w:noProof/>
         </w:rPr>
         <w:drawing>
-          <wp:inline distT="0" distB="0" distL="0" distR="0" wp14:anchorId="72E4A678" wp14:editId="2C37E540">
+          <wp:inline distT="0" distB="0" distL="0" distR="0" wp14:anchorId="4EDF6122" wp14:editId="6C28B06C">
             <wp:extent cx="5274310" cy="5938520"/>
             <wp:effectExtent l="0" t="0" r="2540" b="5080"/>
-            <wp:docPr id="2" name="图片 2"/>
+            <wp:docPr id="7" name="图片 7"/>
             <wp:cNvGraphicFramePr>
               <a:graphicFrameLocks xmlns:a="http://schemas.openxmlformats.org/drawingml/2006/main" noChangeAspect="1"/>
             </wp:cNvGraphicFramePr>
@@ -759,7 +1239,7 @@
               <a:graphicData uri="http://schemas.openxmlformats.org/drawingml/2006/picture">
                 <pic:pic xmlns:pic="http://schemas.openxmlformats.org/drawingml/2006/picture">
                   <pic:nvPicPr>
-                    <pic:cNvPr id="2" name="图片 2"/>
+                    <pic:cNvPr id="7" name="图片 7"/>
                     <pic:cNvPicPr/>
                   </pic:nvPicPr>
                   <pic:blipFill>
@@ -919,7 +1399,25 @@
           <w:b/>
           <w:bCs/>
         </w:rPr>
-        <w:t>/Transfer组鼠的光水学习速度与RH的相关性</w:t>
+        <w:t>/Transfer</w:t>
+      </w:r>
+      <w:proofErr w:type="gramStart"/>
+      <w:r>
+        <w:rPr>
+          <w:rFonts w:hint="eastAsia"/>
+          <w:b/>
+          <w:bCs/>
+        </w:rPr>
+        <w:t>组鼠的</w:t>
+      </w:r>
+      <w:proofErr w:type="gramEnd"/>
+      <w:r>
+        <w:rPr>
+          <w:rFonts w:hint="eastAsia"/>
+          <w:b/>
+          <w:bCs/>
+        </w:rPr>
+        <w:t>光水学习速度与RH的相关性</w:t>
       </w:r>
       <w:r>
         <w:rPr>
@@ -983,8 +1481,18 @@
           <w:b/>
           <w:bCs/>
         </w:rPr>
-        <w:t>光水和预训声水任务</w:t>
-      </w:r>
+        <w:t>光水和预训</w:t>
+      </w:r>
+      <w:proofErr w:type="gramStart"/>
+      <w:r>
+        <w:rPr>
+          <w:rFonts w:hint="eastAsia"/>
+          <w:b/>
+          <w:bCs/>
+        </w:rPr>
+        <w:t>声水任务</w:t>
+      </w:r>
+      <w:proofErr w:type="gramEnd"/>
       <w:r>
         <w:rPr>
           <w:rFonts w:hint="eastAsia"/>
@@ -1015,7 +1523,25 @@
           <w:b/>
           <w:bCs/>
         </w:rPr>
-        <w:t>光水大于初始，预训声水始终最大，说明预训形成的高RH架构被迁移任务继承——主要体现在5层</w:t>
+        <w:t>光水大于初始，预训</w:t>
+      </w:r>
+      <w:proofErr w:type="gramStart"/>
+      <w:r>
+        <w:rPr>
+          <w:rFonts w:hint="eastAsia"/>
+          <w:b/>
+          <w:bCs/>
+        </w:rPr>
+        <w:t>声水始终</w:t>
+      </w:r>
+      <w:proofErr w:type="gramEnd"/>
+      <w:r>
+        <w:rPr>
+          <w:rFonts w:hint="eastAsia"/>
+          <w:b/>
+          <w:bCs/>
+        </w:rPr>
+        <w:t>最大，说明预训形成的高RH架构被迁移任务继承——主要体现在5层</w:t>
       </w:r>
       <w:r>
         <w:rPr>
@@ -1123,7 +1649,25 @@
           <w:b/>
           <w:bCs/>
         </w:rPr>
-        <w:t>（H）展示TH抑制和对照组各一个代表性Block及对应RH。</w:t>
+        <w:t>（H）展示TH抑制和</w:t>
+      </w:r>
+      <w:proofErr w:type="gramStart"/>
+      <w:r>
+        <w:rPr>
+          <w:rFonts w:hint="eastAsia"/>
+          <w:b/>
+          <w:bCs/>
+        </w:rPr>
+        <w:t>对照组各一个</w:t>
+      </w:r>
+      <w:proofErr w:type="gramEnd"/>
+      <w:r>
+        <w:rPr>
+          <w:rFonts w:hint="eastAsia"/>
+          <w:b/>
+          <w:bCs/>
+        </w:rPr>
+        <w:t>代表性Block及对应RH。</w:t>
       </w:r>
       <w:r>
         <w:rPr>
@@ -1153,15 +1697,33 @@
           <w:b/>
           <w:bCs/>
         </w:rPr>
-        <w:t>TH抑制/对照</w:t>
-      </w:r>
-      <w:r>
-        <w:rPr>
-          <w:rFonts w:hint="eastAsia"/>
-          <w:b/>
-          <w:bCs/>
-        </w:rPr>
-        <w:t>组鼠的光水学习速度与RH的相关性，一点一只鼠：2/3层RH与学习速度显著正相关；5层不显著</w:t>
+        <w:t>TH抑制/</w:t>
+      </w:r>
+      <w:proofErr w:type="gramStart"/>
+      <w:r>
+        <w:rPr>
+          <w:rFonts w:hint="eastAsia"/>
+          <w:b/>
+          <w:bCs/>
+        </w:rPr>
+        <w:t>对照</w:t>
+      </w:r>
+      <w:r>
+        <w:rPr>
+          <w:rFonts w:hint="eastAsia"/>
+          <w:b/>
+          <w:bCs/>
+        </w:rPr>
+        <w:t>组鼠的</w:t>
+      </w:r>
+      <w:proofErr w:type="gramEnd"/>
+      <w:r>
+        <w:rPr>
+          <w:rFonts w:hint="eastAsia"/>
+          <w:b/>
+          <w:bCs/>
+        </w:rPr>
+        <w:t>光水学习速度与RH的相关性，一点一只鼠：2/3层RH与学习速度显著正相关；5层不显著</w:t>
       </w:r>
       <w:r>
         <w:rPr>
@@ -1185,7 +1747,25 @@
           <w:b/>
           <w:bCs/>
         </w:rPr>
-        <w:t>TH抑制组相比于正常迁移，命中率增量和</w:t>
+        <w:t>TH</w:t>
+      </w:r>
+      <w:proofErr w:type="gramStart"/>
+      <w:r>
+        <w:rPr>
+          <w:rFonts w:hint="eastAsia"/>
+          <w:b/>
+          <w:bCs/>
+        </w:rPr>
+        <w:t>抑制组</w:t>
+      </w:r>
+      <w:proofErr w:type="gramEnd"/>
+      <w:r>
+        <w:rPr>
+          <w:rFonts w:hint="eastAsia"/>
+          <w:b/>
+          <w:bCs/>
+        </w:rPr>
+        <w:t>相比于正常迁移，命中率增量和</w:t>
       </w:r>
       <w:r>
         <w:rPr>
@@ -1322,10 +1902,10 @@
           <w:noProof/>
         </w:rPr>
         <w:drawing>
-          <wp:inline distT="0" distB="0" distL="0" distR="0" wp14:anchorId="78B5C31B" wp14:editId="58C8B2FA">
+          <wp:inline distT="0" distB="0" distL="0" distR="0" wp14:anchorId="2F74C55B" wp14:editId="13D1A161">
             <wp:extent cx="5274310" cy="2421890"/>
             <wp:effectExtent l="0" t="0" r="2540" b="0"/>
-            <wp:docPr id="9" name="图片 9"/>
+            <wp:docPr id="8" name="图片 8"/>
             <wp:cNvGraphicFramePr>
               <a:graphicFrameLocks xmlns:a="http://schemas.openxmlformats.org/drawingml/2006/main" noChangeAspect="1"/>
             </wp:cNvGraphicFramePr>
@@ -1333,7 +1913,7 @@
               <a:graphicData uri="http://schemas.openxmlformats.org/drawingml/2006/picture">
                 <pic:pic xmlns:pic="http://schemas.openxmlformats.org/drawingml/2006/picture">
                   <pic:nvPicPr>
-                    <pic:cNvPr id="9" name="图片 9"/>
+                    <pic:cNvPr id="8" name="图片 8"/>
                     <pic:cNvPicPr/>
                   </pic:nvPicPr>
                   <pic:blipFill>
@@ -1367,17 +1947,36 @@
     <w:p>
       <w:pPr>
         <w:rPr>
-          <w:b/>
-          <w:bCs/>
-        </w:rPr>
-      </w:pPr>
-      <w:r>
-        <w:rPr>
-          <w:rFonts w:hint="eastAsia"/>
-          <w:b/>
-          <w:bCs/>
-        </w:rPr>
-        <w:t>RSP偏好光信号，可能是MOp的光信号上游，对迁移学习也有微弱作用。</w:t>
+          <w:rFonts w:hint="eastAsia"/>
+          <w:b/>
+          <w:bCs/>
+        </w:rPr>
+      </w:pPr>
+      <w:r>
+        <w:rPr>
+          <w:rFonts w:hint="eastAsia"/>
+          <w:b/>
+          <w:bCs/>
+        </w:rPr>
+        <w:t>RSP偏好光信号，可能是</w:t>
+      </w:r>
+      <w:proofErr w:type="spellStart"/>
+      <w:r>
+        <w:rPr>
+          <w:rFonts w:hint="eastAsia"/>
+          <w:b/>
+          <w:bCs/>
+        </w:rPr>
+        <w:t>MOp</w:t>
+      </w:r>
+      <w:proofErr w:type="spellEnd"/>
+      <w:r>
+        <w:rPr>
+          <w:rFonts w:hint="eastAsia"/>
+          <w:b/>
+          <w:bCs/>
+        </w:rPr>
+        <w:t>的光信号上游，对迁移学习也有微弱作用。</w:t>
       </w:r>
       <w:r>
         <w:rPr>
@@ -1401,7 +2000,43 @@
           <w:b/>
           <w:bCs/>
         </w:rPr>
-        <w:t>（B）热图展示RSP对光信号的偏好，以及对命中/错失回合的非区分性。筛取三个泳道中至少有一个活跃的细胞。（C）比较RSP和MOp的对光水</w:t>
+        <w:t>（B）</w:t>
+      </w:r>
+      <w:proofErr w:type="gramStart"/>
+      <w:r>
+        <w:rPr>
+          <w:rFonts w:hint="eastAsia"/>
+          <w:b/>
+          <w:bCs/>
+        </w:rPr>
+        <w:t>热图展示</w:t>
+      </w:r>
+      <w:proofErr w:type="gramEnd"/>
+      <w:r>
+        <w:rPr>
+          <w:rFonts w:hint="eastAsia"/>
+          <w:b/>
+          <w:bCs/>
+        </w:rPr>
+        <w:t>RSP对光信号的偏好，以及对命中/错失回合的非区分性。筛取三个泳道中至少有一个活跃的细胞。（C）比较RSP和</w:t>
+      </w:r>
+      <w:proofErr w:type="spellStart"/>
+      <w:r>
+        <w:rPr>
+          <w:rFonts w:hint="eastAsia"/>
+          <w:b/>
+          <w:bCs/>
+        </w:rPr>
+        <w:t>MOp</w:t>
+      </w:r>
+      <w:proofErr w:type="spellEnd"/>
+      <w:r>
+        <w:rPr>
+          <w:rFonts w:hint="eastAsia"/>
+          <w:b/>
+          <w:bCs/>
+        </w:rPr>
+        <w:t>的对光水</w:t>
       </w:r>
       <w:r>
         <w:rPr>
@@ -1457,7 +2092,25 @@
           <w:b/>
           <w:bCs/>
         </w:rPr>
-        <w:t>命中回合的RSP重激活率稍高但显著。（F）展示声水活跃细胞在光水命中/错失回合的平均钙曲线。（G）示意RSP抑制实验，在迁移阶段注射CNO抑制RSP。（H）抑制RSP对迁移</w:t>
+        <w:t>命中回合的RSP重激活率稍高但显著。（F）</w:t>
+      </w:r>
+      <w:proofErr w:type="gramStart"/>
+      <w:r>
+        <w:rPr>
+          <w:rFonts w:hint="eastAsia"/>
+          <w:b/>
+          <w:bCs/>
+        </w:rPr>
+        <w:t>展示声水活跃</w:t>
+      </w:r>
+      <w:proofErr w:type="gramEnd"/>
+      <w:r>
+        <w:rPr>
+          <w:rFonts w:hint="eastAsia"/>
+          <w:b/>
+          <w:bCs/>
+        </w:rPr>
+        <w:t>细胞在光水命中/错失回合的平均钙曲线。（G）示意RSP抑制实验，在迁移阶段注射CNO抑制RSP。（H）抑制RSP对迁移</w:t>
       </w:r>
       <w:r>
         <w:rPr>
@@ -1473,12 +2126,33 @@
           <w:b/>
           <w:bCs/>
         </w:rPr>
-        <w:t>命中率无显著影响，RSP和MOp同时抑制时才会在后期略有下降。</w:t>
+        <w:t>命中率无显著影响，RSP和</w:t>
+      </w:r>
+      <w:proofErr w:type="spellStart"/>
+      <w:r>
+        <w:rPr>
+          <w:rFonts w:hint="eastAsia"/>
+          <w:b/>
+          <w:bCs/>
+        </w:rPr>
+        <w:t>MOp</w:t>
+      </w:r>
+      <w:proofErr w:type="spellEnd"/>
+      <w:r>
+        <w:rPr>
+          <w:rFonts w:hint="eastAsia"/>
+          <w:b/>
+          <w:bCs/>
+        </w:rPr>
+        <w:t>同时抑制时才会在后期略有下降。</w:t>
       </w:r>
     </w:p>
     <w:p>
       <w:pPr>
         <w:pStyle w:val="1"/>
+        <w:rPr>
+          <w:rFonts w:hint="eastAsia"/>
+        </w:rPr>
       </w:pPr>
       <w:r>
         <w:rPr>
@@ -1488,6 +2162,11 @@
       </w:r>
     </w:p>
     <w:p>
+      <w:pPr>
+        <w:rPr>
+          <w:rFonts w:hint="eastAsia"/>
+        </w:rPr>
+      </w:pPr>
       <w:r>
         <w:rPr>
           <w:rFonts w:hint="eastAsia"/>
@@ -1546,7 +2225,21 @@
         <w:rPr>
           <w:rFonts w:hint="eastAsia"/>
         </w:rPr>
-        <w:t>3C图如果将鼠点拆成 Block pair 为统计单位，结果是2/3层显著性下降，5层显著性提升。总地来说改善不大，所以正式图保留原本统计方法。</w:t>
+        <w:t>3C</w:t>
+      </w:r>
+      <w:proofErr w:type="gramStart"/>
+      <w:r>
+        <w:rPr>
+          <w:rFonts w:hint="eastAsia"/>
+        </w:rPr>
+        <w:t>图如果将鼠点</w:t>
+      </w:r>
+      <w:proofErr w:type="gramEnd"/>
+      <w:r>
+        <w:rPr>
+          <w:rFonts w:hint="eastAsia"/>
+        </w:rPr>
+        <w:t>拆成 Block pair 为统计单位，结果是2/3层显著性下降，5层显著性提升。总地来说改善不大，所以正式图保留原本统计方法。</w:t>
       </w:r>
     </w:p>
     <w:sectPr>
